--- a/lessons/halloween/plans/halloween_4-6.docx
+++ b/lessons/halloween/plans/halloween_4-6.docx
@@ -1490,7 +1490,7 @@
         </w:numPr>
       </w:pPr>
       <w:r>
-        <w:t xml:space="preserve">Послушай слово: 👍 или 👎</w:t>
+        <w:t xml:space="preserve">Послушай слово: это она? (привидение ✓ / ✗)</w:t>
       </w:r>
     </w:p>
     <w:p>

--- a/lessons/halloween/plans/halloween_4-6.docx
+++ b/lessons/halloween/plans/halloween_4-6.docx
@@ -771,7 +771,7 @@
               <w:rPr>
                 <w:sz w:val="19"/>
               </w:rPr>
-              <w:t xml:space="preserve">Экран тёмный, картинки спрятаны в разных местах — без фонарика их не видно. Учитель водит фонарик мышкой (если мышь не трогать, он медленно бродит сам). Ученик говорит, куда светить, и ищет нужного персонажа. Нашли — учитель нажимает на картинку под фонариком. Кроме четырёх слов спрятаны тыква и конфеты — их называем тоже. Кружочки вверху показывают раунды. После игры загорается кнопка Next — нажмите её: откроется комната дракона, новый предмет подсветится. Спросите «What's new?» — ученик называет. Ещё раз Next — дальше. В комнате появляется:</w:t>
+              <w:t xml:space="preserve">Экран тёмный, картинки спрятаны в разных местах — без фонарика их не видно. Учитель водит фонарик мышкой (фонарик стоит там, где его оставили). Ученик говорит, куда светить, и ищет нужного персонажа. Нашли — учитель нажимает на картинку под фонариком. Кроме четырёх слов спрятаны тыква и конфеты — их называем тоже. Кружочки вверху показывают раунды. После игры загорается кнопка Next — нажмите её: откроется комната дракона, новый предмет подсветится. Спросите «What's new?» — ученик называет. Ещё раз Next — дальше. В комнате появляется:</w:t>
             </w:r>
             <w:r>
               <w:rPr>
